--- a/04-compliance-ksa/saudi-tax-and-compliance-calendar.docx
+++ b/04-compliance-ksa/saudi-tax-and-compliance-calendar.docx
@@ -127,7 +127,7 @@
           <w:sz w:val="18"/>
           <w:szCs w:val="18"/>
         </w:rPr>
-        <w:t xml:space="preserve">Adel Yahya A. Madkhali  ·  i@flygaca.com  ·  +966 51 096 6969  ·  flygaca.com</w:t>
+        <w:t xml:space="preserve">BDA Company International (Fly GACA)  ·  Adel Yahya A. Madkhali  ·  i@flygaca.com  ·  +966 51 096 6969  ·  flygaca.com</w:t>
       </w:r>
     </w:p>
     <w:p>
@@ -1030,7 +1030,7 @@
                 <w:sz w:val="22"/>
                 <w:szCs w:val="22"/>
               </w:rPr>
-              <w:t xml:space="preserve">On license anniversary date. Pay 60,000 SAR renewal fee. Submit updated activity declaration.</w:t>
+              <w:t xml:space="preserve">Not applicable — 100% Saudi-owned LLC registered via the Saudi Business Center; no MISA license held (see compliance-roadmap).</w:t>
             </w:r>
           </w:p>
         </w:tc>
@@ -1772,7 +1772,7 @@
                 <w:sz w:val="22"/>
                 <w:szCs w:val="22"/>
               </w:rPr>
-              <w:t xml:space="preserve">Zakat return filing (within 120 days of Dec 31). MISA first renewal (60,000 SAR). ISO 27001 readiness assessment initiation.</w:t>
+              <w:t xml:space="preserve">Zakat return filing (within 120 days of Dec 31). MISA: not applicable (no license held). ISO 27001 readiness assessment initiation.</w:t>
             </w:r>
           </w:p>
         </w:tc>
